--- a/heuristicsAndBoundsCode/选题报告及论文工作计划_初稿.docx
+++ b/heuristicsAndBoundsCode/选题报告及论文工作计划_初稿.docx
@@ -1570,25 +1570,25 @@
                 <w:rFonts w:ascii="SimHei" w:hAnsi="SimHei" w:eastAsia="SimHei"/>
                 <w:sz w:val="24"/>
               </w:rPr>
-              <w:t>随机良率库存问题的研究可按提前期是否为零划分为两支。在零提前期一支，Henig 与 Gerchak（1990）对随机比例良率模型给出了系统的结构性分析，证明最优补货策略由一个时变的临界目标库存水平刻画；Bollapragada 与 Morton（1999）、Li 等（2008）在此基础上提出了报童型与 NLH-2 近似启发式；Huh 与 Nagarajan（2010）进一步提出线性膨胀规则（LIR），以简单的线性形式刻画良率折扣，成为该领域的经典基准方法。在非零提前期一支，Inderfurth（2009）将参数确定方法推广至非零提前期场景；Inderfurth 与 Vogelgesang（2013）给出了安全库存的闭式近似公式；Inderfurth 与 Kiesmüller（2015）则聚焦于平稳线性膨胀策略类的理论性质。Chen 等（2018）针对全有或全无良率模式提出了加权报童启发式（WNH），通过枚举在途订单的全部良率实现路径并按概率加权，充分利用了该模式的组合结构；Yan 等（2026）在此基础上系统建立了有限期马尔可夫决策过程框架，提出梯度下降搜索启发式与定制深度强化学习算法，并指出该框架仍局限于单一供应源与需求平稳假设。国内学者对随机产出下的最优订货策略也有持续关注：张永、张卫国、徐维军（2015）在无统计信息假设下研究了多阶段报童决策；张桂清、徐寅峰（2010）基于概率预期为需求分布信息不完全的报童问题设计了最小风险策略；王海燕、隽志如与 Henry Xu（2018）研究了需求分布规律变化情况下的报童订货策略；祁玉青、徐清清（2025）则在需求数据删失的情形下构建了分布鲁棒报童定价与库存联合决策模型，赵梦蝶、王长军、周赛玉（2025）进一步在价格与需求数据同时稀缺的条件下提出了鲁棒 CVaR 报童模型。</w:t>
-            </w:r>
-          </w:p>
-          <w:p>
-            <w:r>
-              <w:rPr>
-                <w:rFonts w:ascii="SimHei" w:hAnsi="SimHei" w:eastAsia="SimHei"/>
-                <w:sz w:val="24"/>
-              </w:rPr>
-              <w:t>双源采购是缓释供应风险的重要手段之一。供应中断可视为随机比例良率的特例，当中断表现为"全额到货或零到货"时，在数学上与全有或全无良率模式等价（Wang et al., 2010; Tang et al., 2014）。国外研究中，Federgruen 与 Yang（2011）将多供应商随机良率模型中的最优采购策略进行了系统刻画，Li（2017）、Bu 等（2020）、DeCroix（2013）、Kouvelis 等（2018）、Yuan 等（2021）分别从随机良率风险、装配系统、供应链金融等角度拓展了该方向。国内研究同样丰富：陈崇萍、陈志祥（2019）研究了供应商产出随机与供应中断同时存在时制造商的双源采购决策，建立了制造商与两个供应商之间的博弈模型；张斌、张欢、王夏阳（2021）考虑采购商投资下的双源采购与供应商定价决策，构建了 Stackelberg 与 Bertrand 博弈复合模型；钱佳、骆建文（2014）研究了主供应商产能随机时零售商对主、备供应商的最优订购策略；张文杰、骆建文（2013）比较了风险双源与混合双源两种应急采购策略在突发事件下的有效性；陈崇萍、卓晓坡、陈杰（2023）进一步在不同付款方式下研究了供应不确定企业的采购源与定价策略。面向供应中断与应急管理的研究同样活跃：李新军、王建军、达庆利（2016）分析了基于备份供应商的应急决策；董银红、郑琪、李龙（2021）建立了考虑供应风险的多源应急物资采购双层规划模型；孔繁辉、李健（2018）、王军进、许淞俊、刘家国（2024）、余乐安、王丹萍、曾能民（2024）分别从供应链弹性运作、信号博弈与供应链重构的角度研究了供应中断风险下的应对策略；刘晓、李海越、王成恩、储诚斌（2004）对供应商选择模型与方法作了系统综述。上述研究普遍以"两类静态可靠性参数的供应源"为前提比较渠道配置，较少涉及本课题中"常规渠道存在非零提前期且在途订单面临全有或全无风险、应急渠道按需求相位动态触发"这一耦合结构。</w:t>
-            </w:r>
-          </w:p>
-          <w:p>
-            <w:r>
-              <w:rPr>
-                <w:rFonts w:ascii="SimHei" w:hAnsi="SimHei" w:eastAsia="SimHei"/>
-                <w:sz w:val="24"/>
-              </w:rPr>
-              <w:t>强化学习擅长求解序贯决策问题，深度神经网络能够有效缓解维数灾难，二者结合形成的深度强化学习近年来在库存管理领域获得了大量应用。Boute 等（2022）为该领域提供了系统的路线图式综述；Gijsbrechts 等（2022）验证了异步优势演员—评论家算法可有效求解丢失销售、双源采购与多级库存三类经典问题；Oroojlooyjadid 等（2022）提出塑形奖励深度 Q 网络求解啤酒博弈；De Moor 等（2022）在易腐品库存问题中利用启发式领域知识对奖励进行塑形；Kaynov 等（2024）、Wang 与 Minner（2024）分别将深度强化学习应用于多零售商库存管理与在线零售需求履约问题。这些工作共享一条方法论线索：把已有启发式的领域知识注入学习过程（作为初始解、奖励塑形项或结构先验）是提升样本效率与训练稳定性的关键，Yan 等（2026）将这一思想推进到策略结构层面，把启发式权重直接作为网络输出的可行域中心。国内方面，邵思淇、钟远光、陈植、李延希（2024）运用文献计量方法对数据驱动库存管理的研究现状进行了系统梳理，归纳了报童与动态库存两类场景下的主要数据驱动决策方法，但国内文献中专门针对深度强化学习与全有或全无良率、双源采购相结合的系统性研究尚不多见，体现出该交叉方向在国内研究中仍有较大拓展空间。</w:t>
+              <w:t>报童模型是刻画单周期随机需求下最优订货决策的经典工具，国内学者对其扩展形式有持续的积累：张菊亮、章祥荪、王耀球（2008）研究了一般需求函数下报童模型的定价与库存联合控制，杨建奎、周清、杨磊（2009）分析了报童模型中利润与亏损风险的平衡问题，孟志青、郑敏超（2020）进一步研究了零售价波动销售策略下的报童订货模型，李刚、马卫民、杨瑞臣（2017）则针对需求可延期满足的场景构建了扩展报童模型；这些工作共同构成了本课题应急渠道报童基线设计的方法论背景。随机良率库存问题的研究可按提前期是否为零划分为两支。在零提前期一支，Henig 与 Gerchak（1990）对随机比例良率模型给出了系统的结构性分析，证明最优补货策略由一个时变的临界目标库存水平刻画；Bollapragada 与 Morton（1999）、Li 等（2008）在此基础上提出了报童型与 NLH-2 近似启发式；Huh 与 Nagarajan（2010）进一步提出线性膨胀规则（LIR），以简单的线性形式刻画良率折扣，成为该领域的经典基准方法。在非零提前期一支，Inderfurth（2009）将参数确定方法推广至非零提前期场景；Inderfurth 与 Vogelgesang（2013）给出了安全库存的闭式近似公式；Inderfurth 与 Kiesmüller（2015）则聚焦于平稳线性膨胀策略类的理论性质。Chen 等（2018）针对全有或全无良率模式提出了加权报童启发式（WNH），通过枚举在途订单的全部良率实现路径并按概率加权，充分利用了该模式的组合结构；Yan 等（2026）在此基础上系统建立了有限期马尔可夫决策过程框架，提出梯度下降搜索启发式与定制深度强化学习算法，并指出该框架仍局限于单一供应源与需求平稳假设。国内学者对随机产出下的最优订货策略也有持续关注：张永、张卫国、徐维军（2015）在无统计信息假设下研究了多阶段报童决策；张桂清、徐寅峰（2010）基于概率预期为需求分布信息不完全的报童问题设计了最小风险策略；王海燕、隽志如与 Henry Xu（2018）研究了需求分布规律变化情况下的报童订货策略；祁玉青、徐清清（2025）则在需求数据删失的情形下构建了分布鲁棒报童定价与库存联合决策模型，赵梦蝶、王长军、周赛玉（2025）进一步在价格与需求数据同时稀缺的条件下提出了鲁棒 CVaR 报童模型。王海燕团队在需求不确定下的库存与采购决策方面有持续积累：隽志如、王海燕（2013）提出了基于需求分布突变检测的两阶段库存管理方法，吴军建、王海燕（2019）研究了供应商采取成本减少努力时的垂直需求信息共享问题，石雪飞、王海燕（2021）进一步研究了库存容量有限条件下的产品选择与联合采购决策。此外，曹裕、易超群、万光羽（2018）针对易逝品随机生产库存系统研究了动态定价、服务水平与生产控制的联合策略，赵川、揭海华、王珏、周永圣（2018）基于反馈控制理论研究了牛鞭效应自补偿机制对多级库存系统的影响，这两项工作虽不涉及良率风险，但为本课题中动态目标库存与安全水位公式的理论构造提供了方法论参照。</w:t>
+            </w:r>
+          </w:p>
+          <w:p>
+            <w:r>
+              <w:rPr>
+                <w:rFonts w:ascii="SimHei" w:hAnsi="SimHei" w:eastAsia="SimHei"/>
+                <w:sz w:val="24"/>
+              </w:rPr>
+              <w:t>双源采购是缓释供应风险的重要手段之一。供应中断可视为随机比例良率的特例，当中断表现为"全额到货或零到货"时，在数学上与全有或全无良率模式等价（Wang et al., 2010; Tang et al., 2014）。国外研究中，Federgruen 与 Yang（2011）将多供应商随机良率模型中的最优采购策略进行了系统刻画，Li（2017）、Bu 等（2020）、DeCroix（2013）、Kouvelis 等（2018）、Yuan 等（2021）分别从随机良率风险、装配系统、供应链金融等角度拓展了该方向。国内研究同样丰富：陈崇萍、陈志祥（2019）研究了供应商产出随机与供应中断同时存在时制造商的双源采购决策，建立了制造商与两个供应商之间的博弈模型；张斌、张欢、王夏阳（2021）考虑采购商投资下的双源采购与供应商定价决策，构建了 Stackelberg 与 Bertrand 博弈复合模型；钱佳、骆建文（2014）研究了主供应商产能随机时零售商对主、备供应商的最优订购策略；张文杰、骆建文（2013）比较了风险双源与混合双源两种应急采购策略在突发事件下的有效性；陈崇萍、卓晓坡、陈杰（2023）进一步在不同付款方式下研究了供应不确定企业的采购源与定价策略。面向供应中断与应急管理的研究同样活跃：李新军、王建军、达庆利（2016）分析了基于备份供应商的应急决策；董银红、郑琪、李龙（2021）建立了考虑供应风险的多源应急物资采购双层规划模型；孔繁辉、李健（2018）、王军进、许淞俊、刘家国（2024）、余乐安、王丹萍、曾能民（2024）分别从供应链弹性运作、信号博弈与供应链重构的角度研究了供应中断风险下的应对策略；刘晓、李海越、王成恩、储诚斌（2004）对供应商选择模型与方法作了系统综述。上述研究普遍以"两类静态可靠性参数的供应源"为前提比较渠道配置，较少涉及本课题中"常规渠道存在非零提前期且在途订单面临全有或全无风险、应急渠道按需求相位动态触发"这一耦合结构。此外，王军进、张白羽、刘家国（2024）研究了供应中断风险下具有质量差异的产品组合定价与采购策略，马潇宇、黄明珠、杨朦晰（2023）与袁业虎、吴端端（2025）分别基于组态视角与供应链溢出视角实证考察了供应链韧性的影响因素，陈金晓、陈剑（2022）则从宏观视角讨论了大变局下供应链的高质量发展路径，这些研究从风险缓释与韧性提升的角度进一步印证了双源配置对企业应对供应不确定性的现实价值，但同样未触及本课题所关注的全有或全无良率与双源渠道耦合问题。</w:t>
+            </w:r>
+          </w:p>
+          <w:p>
+            <w:r>
+              <w:rPr>
+                <w:rFonts w:ascii="SimHei" w:hAnsi="SimHei" w:eastAsia="SimHei"/>
+                <w:sz w:val="24"/>
+              </w:rPr>
+              <w:t>强化学习擅长求解序贯决策问题，深度神经网络能够有效缓解维数灾难，二者结合形成的深度强化学习近年来在库存管理领域获得了大量应用。Boute 等（2022）为该领域提供了系统的路线图式综述；Gijsbrechts 等（2022）验证了异步优势演员—评论家算法可有效求解丢失销售、双源采购与多级库存三类经典问题；Oroojlooyjadid 等（2022）提出塑形奖励深度 Q 网络求解啤酒博弈；De Moor 等（2022）在易腐品库存问题中利用启发式领域知识对奖励进行塑形；Kaynov 等（2024）、Wang 与 Minner（2024）分别将深度强化学习应用于多零售商库存管理与在线零售需求履约问题。这些工作共享一条方法论线索：把已有启发式的领域知识注入学习过程（作为初始解、奖励塑形项或结构先验）是提升样本效率与训练稳定性的关键，Yan 等（2026）将这一思想推进到策略结构层面，把启发式权重直接作为网络输出的可行域中心。国内方面，邵思淇、钟远光、陈植、李延希（2024）运用文献计量方法对数据驱动库存管理的研究现状进行了系统梳理，归纳了报童与动态库存两类场景下的主要数据驱动决策方法，但国内文献中专门针对深度强化学习与全有或全无良率、双源采购相结合的系统性研究尚不多见，体现出该交叉方向在国内研究中仍有较大拓展空间。在相邻的维修备件领域，王孟雅、陈震、潘尔顺（2022）将马尔可夫决策过程与深度强化学习相结合，研究了冷贮备串联系统的状态维修与备件库存联合优化问题，其"马尔可夫决策建模＋深度强化学习求解"的方法论路径与本课题高度一致，为本课题的求解框架设计提供了直接的方法借鉴。</w:t>
             </w:r>
           </w:p>
           <w:p>
@@ -2628,7 +2628,7 @@
                 <w:rFonts w:ascii="SimHei" w:hAnsi="SimHei" w:eastAsia="SimHei"/>
                 <w:sz w:val="22"/>
               </w:rPr>
-              <w:t>Yan Y, Chen F(Youhua), Fu Z, Bi W. Heuristics and deep reinforcement learning for the inventory problem with an all-or-nothing yield pattern and non-zero leadtimes[J]. Computers &amp; Operations Research, 2026, 186: 107305.</w:t>
+              <w:t>王军进, 张白羽, 刘家国. 供应中断风险下具有质量差异的产品组合定价与采购策略[J]. 系统工程理论与实践, 2024, 44(3): 1068-1082.</w:t>
             </w:r>
           </w:p>
         </w:tc>
@@ -2674,7 +2674,7 @@
                 <w:rFonts w:ascii="SimHei" w:hAnsi="SimHei" w:eastAsia="SimHei"/>
                 <w:sz w:val="22"/>
               </w:rPr>
-              <w:t>Chen F Y, Hu F, Yano C A, Yuan Q. Heuristics and bounds for an inventory system with an all-or-nothing yield pattern and lead-times[C]. 2018 IEEE SOLI, Singapore, 2018: 180-184.</w:t>
+              <w:t>曹裕, 易超群, 万光羽. 易逝品随机生产库存模型动态定价、服务水平和生产控制策略[J]. 系统工程理论与实践, 2018, 38(7): 1717-1731.</w:t>
             </w:r>
           </w:p>
         </w:tc>
@@ -2720,7 +2720,7 @@
                 <w:rFonts w:ascii="SimHei" w:hAnsi="SimHei" w:eastAsia="SimHei"/>
                 <w:sz w:val="22"/>
               </w:rPr>
-              <w:t>Henig M, Gerchak Y. The structure of periodic review policies in the presence of random yield[J]. Operations Research, 1990, 38(4): 634-643.</w:t>
+              <w:t>赵川, 揭海华, 王珏, 周永圣. 基于反馈控制的牛鞭效应自补偿对多级库存系统的影响[J]. 系统工程理论与实践, 2018, 38(7): 1750-1758.</w:t>
             </w:r>
           </w:p>
         </w:tc>
@@ -2766,7 +2766,7 @@
                 <w:rFonts w:ascii="SimHei" w:hAnsi="SimHei" w:eastAsia="SimHei"/>
                 <w:sz w:val="22"/>
               </w:rPr>
-              <w:t>Bollapragada S, Morton T E. Myopic heuristics for the random yield problem[J]. Operations Research, 1999, 47(5): 713-722.</w:t>
+              <w:t>马潇宇, 黄明珠, 杨朦晰. 供应链韧性影响因素研究：基于SEM与fsQCA方法[J]. 系统工程理论与实践, 2023, 43(9): 2484-2501.</w:t>
             </w:r>
           </w:p>
         </w:tc>
@@ -2812,7 +2812,7 @@
                 <w:rFonts w:ascii="SimHei" w:hAnsi="SimHei" w:eastAsia="SimHei"/>
                 <w:sz w:val="22"/>
               </w:rPr>
-              <w:t>Li Q, Xu H, Zheng S. Periodic-review inventory systems with random yield and demand: Bounds and heuristics[J]. IIE Transactions, 2008, 40(4): 434-444.</w:t>
+              <w:t>袁业虎, 吴端端. 企业数字化转型与供应链韧性——基于供应链溢出的视角[J]. 系统工程理论与实践, 2025, 45(7): 2309-2326.</w:t>
             </w:r>
           </w:p>
         </w:tc>
@@ -2858,7 +2858,7 @@
                 <w:rFonts w:ascii="SimHei" w:hAnsi="SimHei" w:eastAsia="SimHei"/>
                 <w:sz w:val="22"/>
               </w:rPr>
-              <w:t>Huh W T, Nagarajan M. Linear inflation rules for the random yield problem: Analysis and computations[J]. Operations Research, 2010, 58(1): 244-251.</w:t>
+              <w:t>石雪飞, 王海燕. 库存容量有限的产品选择及联合采购决策研究[J]. 系统工程学报, 2021, 36(2): 264-278.</w:t>
             </w:r>
           </w:p>
         </w:tc>
@@ -2904,7 +2904,7 @@
                 <w:rFonts w:ascii="SimHei" w:hAnsi="SimHei" w:eastAsia="SimHei"/>
                 <w:sz w:val="22"/>
               </w:rPr>
-              <w:t>Inderfurth K. How to protect against demand and yield risks in MRP systems[J]. International Journal of Production Economics, 2009, 121(2): 474-481.</w:t>
+              <w:t>吴军建, 王海燕. 供应商采取成本减少努力时垂直需求信息共享[J]. 系统工程学报, 2019, 34(4): 536-554.</w:t>
             </w:r>
           </w:p>
         </w:tc>
@@ -2950,7 +2950,7 @@
                 <w:rFonts w:ascii="SimHei" w:hAnsi="SimHei" w:eastAsia="SimHei"/>
                 <w:sz w:val="22"/>
               </w:rPr>
-              <w:t>Inderfurth K, Vogelgesang S. Concepts for safety stock determination under stochastic demand and different types of random production yield[J]. European Journal of Operational Research, 2013, 224(2): 293-301.</w:t>
+              <w:t>隽志如, 王海燕. 基于需求分布突变检测的两阶段库存管理方法[J]. 系统工程学报, 2013, 28(5): 651-659.</w:t>
             </w:r>
           </w:p>
         </w:tc>
@@ -2996,7 +2996,7 @@
                 <w:rFonts w:ascii="SimHei" w:hAnsi="SimHei" w:eastAsia="SimHei"/>
                 <w:sz w:val="22"/>
               </w:rPr>
-              <w:t>Inderfurth K, Kiesmüller G P. Exact and heuristic linear-inflation policies for an inventory model with random yield and arbitrary lead times[J]. European Journal of Operational Research, 2015, 245(1): 109-120.</w:t>
+              <w:t>孟志青, 郑敏超. 零售价波动销售策略下的报童模型研究[J]. 系统工程理论与实践, 2020, 40(10): 2648-2657.</w:t>
             </w:r>
           </w:p>
         </w:tc>
@@ -3042,6 +3042,426 @@
                 <w:rFonts w:ascii="SimHei" w:hAnsi="SimHei" w:eastAsia="SimHei"/>
                 <w:sz w:val="22"/>
               </w:rPr>
+              <w:t>陈金晓, 陈剑. 从优化到重塑——大变局中的供应链高质量发展[J]. 系统工程理论与实践, 2022, 42(3): 545-558.</w:t>
+            </w:r>
+          </w:p>
+        </w:tc>
+      </w:tr>
+      <w:tr>
+        <w:tc>
+          <w:tcPr>
+            <w:tcW w:type="dxa" w:w="738"/>
+          </w:tcPr>
+          <w:p>
+            <w:r>
+              <w:rPr>
+                <w:rFonts w:ascii="SimHei" w:hAnsi="SimHei" w:eastAsia="SimHei"/>
+                <w:sz w:val="24"/>
+              </w:rPr>
+              <w:t>30</w:t>
+            </w:r>
+          </w:p>
+        </w:tc>
+        <w:tc>
+          <w:tcPr>
+            <w:tcW w:type="dxa" w:w="7665"/>
+          </w:tcPr>
+          <w:p>
+            <w:r>
+              <w:rPr>
+                <w:rFonts w:ascii="SimHei" w:hAnsi="SimHei" w:eastAsia="SimHei"/>
+                <w:sz w:val="22"/>
+              </w:rPr>
+              <w:t>张菊亮, 章祥荪, 王耀球. 一般需求函数下报童模型的定价与库存控制[J]. 系统工程理论与实践, 2008, (9): 20-28.</w:t>
+            </w:r>
+          </w:p>
+        </w:tc>
+      </w:tr>
+      <w:tr>
+        <w:tc>
+          <w:tcPr>
+            <w:tcW w:type="dxa" w:w="738"/>
+          </w:tcPr>
+          <w:p>
+            <w:r>
+              <w:rPr>
+                <w:rFonts w:ascii="SimHei" w:hAnsi="SimHei" w:eastAsia="SimHei"/>
+                <w:sz w:val="24"/>
+              </w:rPr>
+              <w:t>31</w:t>
+            </w:r>
+          </w:p>
+        </w:tc>
+        <w:tc>
+          <w:tcPr>
+            <w:tcW w:type="dxa" w:w="7665"/>
+          </w:tcPr>
+          <w:p>
+            <w:r>
+              <w:rPr>
+                <w:rFonts w:ascii="SimHei" w:hAnsi="SimHei" w:eastAsia="SimHei"/>
+                <w:sz w:val="22"/>
+              </w:rPr>
+              <w:t>杨建奎, 周清, 杨磊. 报童模型的利润与亏损风险平衡分析[J]. 系统工程理论与实践, 2009, 29(3): 100-105.</w:t>
+            </w:r>
+          </w:p>
+        </w:tc>
+      </w:tr>
+      <w:tr>
+        <w:tc>
+          <w:tcPr>
+            <w:tcW w:type="dxa" w:w="738"/>
+          </w:tcPr>
+          <w:p>
+            <w:r>
+              <w:rPr>
+                <w:rFonts w:ascii="SimHei" w:hAnsi="SimHei" w:eastAsia="SimHei"/>
+                <w:sz w:val="24"/>
+              </w:rPr>
+              <w:t>32</w:t>
+            </w:r>
+          </w:p>
+        </w:tc>
+        <w:tc>
+          <w:tcPr>
+            <w:tcW w:type="dxa" w:w="7665"/>
+          </w:tcPr>
+          <w:p>
+            <w:r>
+              <w:rPr>
+                <w:rFonts w:ascii="SimHei" w:hAnsi="SimHei" w:eastAsia="SimHei"/>
+                <w:sz w:val="22"/>
+              </w:rPr>
+              <w:t>王孟雅, 陈震, 潘尔顺. 基于马尔科夫决策的冷贮备串联系统状态维修与备件联合优化[J]. 工业工程与管理, 2022, 27(6): 14-23.</w:t>
+            </w:r>
+          </w:p>
+        </w:tc>
+      </w:tr>
+      <w:tr>
+        <w:tc>
+          <w:tcPr>
+            <w:tcW w:type="dxa" w:w="738"/>
+          </w:tcPr>
+          <w:p>
+            <w:r>
+              <w:rPr>
+                <w:rFonts w:ascii="SimHei" w:hAnsi="SimHei" w:eastAsia="SimHei"/>
+                <w:sz w:val="24"/>
+              </w:rPr>
+              <w:t>33</w:t>
+            </w:r>
+          </w:p>
+        </w:tc>
+        <w:tc>
+          <w:tcPr>
+            <w:tcW w:type="dxa" w:w="7665"/>
+          </w:tcPr>
+          <w:p>
+            <w:r>
+              <w:rPr>
+                <w:rFonts w:ascii="SimHei" w:hAnsi="SimHei" w:eastAsia="SimHei"/>
+                <w:sz w:val="22"/>
+              </w:rPr>
+              <w:t>李刚, 马卫民, 杨瑞臣. 需求可延期满足的报童模型研究[J]. 运筹与管理, 2017, 26(8): 19-26.</w:t>
+            </w:r>
+          </w:p>
+        </w:tc>
+      </w:tr>
+      <w:tr>
+        <w:tc>
+          <w:tcPr>
+            <w:tcW w:type="dxa" w:w="738"/>
+          </w:tcPr>
+          <w:p>
+            <w:r>
+              <w:rPr>
+                <w:rFonts w:ascii="SimHei" w:hAnsi="SimHei" w:eastAsia="SimHei"/>
+                <w:sz w:val="24"/>
+              </w:rPr>
+              <w:t>34</w:t>
+            </w:r>
+          </w:p>
+        </w:tc>
+        <w:tc>
+          <w:tcPr>
+            <w:tcW w:type="dxa" w:w="7665"/>
+          </w:tcPr>
+          <w:p>
+            <w:r>
+              <w:rPr>
+                <w:rFonts w:ascii="SimHei" w:hAnsi="SimHei" w:eastAsia="SimHei"/>
+                <w:sz w:val="22"/>
+              </w:rPr>
+              <w:t>Yan Y, Chen F(Youhua), Fu Z, Bi W. Heuristics and deep reinforcement learning for the inventory problem with an all-or-nothing yield pattern and non-zero leadtimes[J]. Computers &amp; Operations Research, 2026, 186: 107305.</w:t>
+            </w:r>
+          </w:p>
+        </w:tc>
+      </w:tr>
+      <w:tr>
+        <w:tc>
+          <w:tcPr>
+            <w:tcW w:type="dxa" w:w="738"/>
+          </w:tcPr>
+          <w:p>
+            <w:r>
+              <w:rPr>
+                <w:rFonts w:ascii="SimHei" w:hAnsi="SimHei" w:eastAsia="SimHei"/>
+                <w:sz w:val="24"/>
+              </w:rPr>
+              <w:t>35</w:t>
+            </w:r>
+          </w:p>
+        </w:tc>
+        <w:tc>
+          <w:tcPr>
+            <w:tcW w:type="dxa" w:w="7665"/>
+          </w:tcPr>
+          <w:p>
+            <w:r>
+              <w:rPr>
+                <w:rFonts w:ascii="SimHei" w:hAnsi="SimHei" w:eastAsia="SimHei"/>
+                <w:sz w:val="22"/>
+              </w:rPr>
+              <w:t>Chen F Y, Hu F, Yano C A, Yuan Q. Heuristics and bounds for an inventory system with an all-or-nothing yield pattern and lead-times[C]. 2018 IEEE SOLI, Singapore, 2018: 180-184.</w:t>
+            </w:r>
+          </w:p>
+        </w:tc>
+      </w:tr>
+      <w:tr>
+        <w:tc>
+          <w:tcPr>
+            <w:tcW w:type="dxa" w:w="738"/>
+          </w:tcPr>
+          <w:p>
+            <w:r>
+              <w:rPr>
+                <w:rFonts w:ascii="SimHei" w:hAnsi="SimHei" w:eastAsia="SimHei"/>
+                <w:sz w:val="24"/>
+              </w:rPr>
+              <w:t>36</w:t>
+            </w:r>
+          </w:p>
+        </w:tc>
+        <w:tc>
+          <w:tcPr>
+            <w:tcW w:type="dxa" w:w="7665"/>
+          </w:tcPr>
+          <w:p>
+            <w:r>
+              <w:rPr>
+                <w:rFonts w:ascii="SimHei" w:hAnsi="SimHei" w:eastAsia="SimHei"/>
+                <w:sz w:val="22"/>
+              </w:rPr>
+              <w:t>Henig M, Gerchak Y. The structure of periodic review policies in the presence of random yield[J]. Operations Research, 1990, 38(4): 634-643.</w:t>
+            </w:r>
+          </w:p>
+        </w:tc>
+      </w:tr>
+      <w:tr>
+        <w:tc>
+          <w:tcPr>
+            <w:tcW w:type="dxa" w:w="738"/>
+          </w:tcPr>
+          <w:p>
+            <w:r>
+              <w:rPr>
+                <w:rFonts w:ascii="SimHei" w:hAnsi="SimHei" w:eastAsia="SimHei"/>
+                <w:sz w:val="24"/>
+              </w:rPr>
+              <w:t>37</w:t>
+            </w:r>
+          </w:p>
+        </w:tc>
+        <w:tc>
+          <w:tcPr>
+            <w:tcW w:type="dxa" w:w="7665"/>
+          </w:tcPr>
+          <w:p>
+            <w:r>
+              <w:rPr>
+                <w:rFonts w:ascii="SimHei" w:hAnsi="SimHei" w:eastAsia="SimHei"/>
+                <w:sz w:val="22"/>
+              </w:rPr>
+              <w:t>Bollapragada S, Morton T E. Myopic heuristics for the random yield problem[J]. Operations Research, 1999, 47(5): 713-722.</w:t>
+            </w:r>
+          </w:p>
+        </w:tc>
+      </w:tr>
+      <w:tr>
+        <w:tc>
+          <w:tcPr>
+            <w:tcW w:type="dxa" w:w="738"/>
+          </w:tcPr>
+          <w:p>
+            <w:r>
+              <w:rPr>
+                <w:rFonts w:ascii="SimHei" w:hAnsi="SimHei" w:eastAsia="SimHei"/>
+                <w:sz w:val="24"/>
+              </w:rPr>
+              <w:t>38</w:t>
+            </w:r>
+          </w:p>
+        </w:tc>
+        <w:tc>
+          <w:tcPr>
+            <w:tcW w:type="dxa" w:w="7665"/>
+          </w:tcPr>
+          <w:p>
+            <w:r>
+              <w:rPr>
+                <w:rFonts w:ascii="SimHei" w:hAnsi="SimHei" w:eastAsia="SimHei"/>
+                <w:sz w:val="22"/>
+              </w:rPr>
+              <w:t>Li Q, Xu H, Zheng S. Periodic-review inventory systems with random yield and demand: Bounds and heuristics[J]. IIE Transactions, 2008, 40(4): 434-444.</w:t>
+            </w:r>
+          </w:p>
+        </w:tc>
+      </w:tr>
+      <w:tr>
+        <w:tc>
+          <w:tcPr>
+            <w:tcW w:type="dxa" w:w="738"/>
+          </w:tcPr>
+          <w:p>
+            <w:r>
+              <w:rPr>
+                <w:rFonts w:ascii="SimHei" w:hAnsi="SimHei" w:eastAsia="SimHei"/>
+                <w:sz w:val="24"/>
+              </w:rPr>
+              <w:t>39</w:t>
+            </w:r>
+          </w:p>
+        </w:tc>
+        <w:tc>
+          <w:tcPr>
+            <w:tcW w:type="dxa" w:w="7665"/>
+          </w:tcPr>
+          <w:p>
+            <w:r>
+              <w:rPr>
+                <w:rFonts w:ascii="SimHei" w:hAnsi="SimHei" w:eastAsia="SimHei"/>
+                <w:sz w:val="22"/>
+              </w:rPr>
+              <w:t>Huh W T, Nagarajan M. Linear inflation rules for the random yield problem: Analysis and computations[J]. Operations Research, 2010, 58(1): 244-251.</w:t>
+            </w:r>
+          </w:p>
+        </w:tc>
+      </w:tr>
+      <w:tr>
+        <w:tc>
+          <w:tcPr>
+            <w:tcW w:type="dxa" w:w="738"/>
+          </w:tcPr>
+          <w:p>
+            <w:r>
+              <w:rPr>
+                <w:rFonts w:ascii="SimHei" w:hAnsi="SimHei" w:eastAsia="SimHei"/>
+                <w:sz w:val="24"/>
+              </w:rPr>
+              <w:t>40</w:t>
+            </w:r>
+          </w:p>
+        </w:tc>
+        <w:tc>
+          <w:tcPr>
+            <w:tcW w:type="dxa" w:w="7665"/>
+          </w:tcPr>
+          <w:p>
+            <w:r>
+              <w:rPr>
+                <w:rFonts w:ascii="SimHei" w:hAnsi="SimHei" w:eastAsia="SimHei"/>
+                <w:sz w:val="22"/>
+              </w:rPr>
+              <w:t>Inderfurth K. How to protect against demand and yield risks in MRP systems[J]. International Journal of Production Economics, 2009, 121(2): 474-481.</w:t>
+            </w:r>
+          </w:p>
+        </w:tc>
+      </w:tr>
+      <w:tr>
+        <w:tc>
+          <w:tcPr>
+            <w:tcW w:type="dxa" w:w="738"/>
+          </w:tcPr>
+          <w:p>
+            <w:r>
+              <w:rPr>
+                <w:rFonts w:ascii="SimHei" w:hAnsi="SimHei" w:eastAsia="SimHei"/>
+                <w:sz w:val="24"/>
+              </w:rPr>
+              <w:t>41</w:t>
+            </w:r>
+          </w:p>
+        </w:tc>
+        <w:tc>
+          <w:tcPr>
+            <w:tcW w:type="dxa" w:w="7665"/>
+          </w:tcPr>
+          <w:p>
+            <w:r>
+              <w:rPr>
+                <w:rFonts w:ascii="SimHei" w:hAnsi="SimHei" w:eastAsia="SimHei"/>
+                <w:sz w:val="22"/>
+              </w:rPr>
+              <w:t>Inderfurth K, Vogelgesang S. Concepts for safety stock determination under stochastic demand and different types of random production yield[J]. European Journal of Operational Research, 2013, 224(2): 293-301.</w:t>
+            </w:r>
+          </w:p>
+        </w:tc>
+      </w:tr>
+      <w:tr>
+        <w:tc>
+          <w:tcPr>
+            <w:tcW w:type="dxa" w:w="738"/>
+          </w:tcPr>
+          <w:p>
+            <w:r>
+              <w:rPr>
+                <w:rFonts w:ascii="SimHei" w:hAnsi="SimHei" w:eastAsia="SimHei"/>
+                <w:sz w:val="24"/>
+              </w:rPr>
+              <w:t>42</w:t>
+            </w:r>
+          </w:p>
+        </w:tc>
+        <w:tc>
+          <w:tcPr>
+            <w:tcW w:type="dxa" w:w="7665"/>
+          </w:tcPr>
+          <w:p>
+            <w:r>
+              <w:rPr>
+                <w:rFonts w:ascii="SimHei" w:hAnsi="SimHei" w:eastAsia="SimHei"/>
+                <w:sz w:val="22"/>
+              </w:rPr>
+              <w:t>Inderfurth K, Kiesmüller G P. Exact and heuristic linear-inflation policies for an inventory model with random yield and arbitrary lead times[J]. European Journal of Operational Research, 2015, 245(1): 109-120.</w:t>
+            </w:r>
+          </w:p>
+        </w:tc>
+      </w:tr>
+      <w:tr>
+        <w:tc>
+          <w:tcPr>
+            <w:tcW w:type="dxa" w:w="738"/>
+          </w:tcPr>
+          <w:p>
+            <w:r>
+              <w:rPr>
+                <w:rFonts w:ascii="SimHei" w:hAnsi="SimHei" w:eastAsia="SimHei"/>
+                <w:sz w:val="24"/>
+              </w:rPr>
+              <w:t>43</w:t>
+            </w:r>
+          </w:p>
+        </w:tc>
+        <w:tc>
+          <w:tcPr>
+            <w:tcW w:type="dxa" w:w="7665"/>
+          </w:tcPr>
+          <w:p>
+            <w:r>
+              <w:rPr>
+                <w:rFonts w:ascii="SimHei" w:hAnsi="SimHei" w:eastAsia="SimHei"/>
+                <w:sz w:val="22"/>
+              </w:rPr>
               <w:t>Wang Y, Gilland W, Tomlin B. Mitigating supply risk: Dual sourcing or process improvement?[J]. Manufacturing &amp; Service Operations Management, 2010, 12(3): 489-510.</w:t>
             </w:r>
           </w:p>
@@ -3058,7 +3478,7 @@
                 <w:rFonts w:ascii="SimHei" w:hAnsi="SimHei" w:eastAsia="SimHei"/>
                 <w:sz w:val="24"/>
               </w:rPr>
-              <w:t>30</w:t>
+              <w:t>44</w:t>
             </w:r>
           </w:p>
         </w:tc>
@@ -3088,7 +3508,7 @@
                 <w:rFonts w:ascii="SimHei" w:hAnsi="SimHei" w:eastAsia="SimHei"/>
                 <w:sz w:val="24"/>
               </w:rPr>
-              <w:t>31</w:t>
+              <w:t>45</w:t>
             </w:r>
           </w:p>
         </w:tc>
@@ -3118,7 +3538,7 @@
                 <w:rFonts w:ascii="SimHei" w:hAnsi="SimHei" w:eastAsia="SimHei"/>
                 <w:sz w:val="24"/>
               </w:rPr>
-              <w:t>32</w:t>
+              <w:t>46</w:t>
             </w:r>
           </w:p>
         </w:tc>
@@ -3148,7 +3568,7 @@
                 <w:rFonts w:ascii="SimHei" w:hAnsi="SimHei" w:eastAsia="SimHei"/>
                 <w:sz w:val="24"/>
               </w:rPr>
-              <w:t>33</w:t>
+              <w:t>47</w:t>
             </w:r>
           </w:p>
         </w:tc>
@@ -3178,7 +3598,7 @@
                 <w:rFonts w:ascii="SimHei" w:hAnsi="SimHei" w:eastAsia="SimHei"/>
                 <w:sz w:val="24"/>
               </w:rPr>
-              <w:t>34</w:t>
+              <w:t>48</w:t>
             </w:r>
           </w:p>
         </w:tc>
@@ -3208,7 +3628,7 @@
                 <w:rFonts w:ascii="SimHei" w:hAnsi="SimHei" w:eastAsia="SimHei"/>
                 <w:sz w:val="24"/>
               </w:rPr>
-              <w:t>35</w:t>
+              <w:t>49</w:t>
             </w:r>
           </w:p>
         </w:tc>
@@ -3238,7 +3658,7 @@
                 <w:rFonts w:ascii="SimHei" w:hAnsi="SimHei" w:eastAsia="SimHei"/>
                 <w:sz w:val="24"/>
               </w:rPr>
-              <w:t>36</w:t>
+              <w:t>50</w:t>
             </w:r>
           </w:p>
         </w:tc>
@@ -3268,7 +3688,7 @@
                 <w:rFonts w:ascii="SimHei" w:hAnsi="SimHei" w:eastAsia="SimHei"/>
                 <w:sz w:val="24"/>
               </w:rPr>
-              <w:t>37</w:t>
+              <w:t>51</w:t>
             </w:r>
           </w:p>
         </w:tc>
@@ -3298,7 +3718,7 @@
                 <w:rFonts w:ascii="SimHei" w:hAnsi="SimHei" w:eastAsia="SimHei"/>
                 <w:sz w:val="24"/>
               </w:rPr>
-              <w:t>38</w:t>
+              <w:t>52</w:t>
             </w:r>
           </w:p>
         </w:tc>
@@ -3328,7 +3748,7 @@
                 <w:rFonts w:ascii="SimHei" w:hAnsi="SimHei" w:eastAsia="SimHei"/>
                 <w:sz w:val="24"/>
               </w:rPr>
-              <w:t>39</w:t>
+              <w:t>53</w:t>
             </w:r>
           </w:p>
         </w:tc>
@@ -3358,7 +3778,7 @@
                 <w:rFonts w:ascii="SimHei" w:hAnsi="SimHei" w:eastAsia="SimHei"/>
                 <w:sz w:val="24"/>
               </w:rPr>
-              <w:t>40</w:t>
+              <w:t>54</w:t>
             </w:r>
           </w:p>
         </w:tc>

--- a/heuristicsAndBoundsCode/选题报告及论文工作计划_初稿.docx
+++ b/heuristicsAndBoundsCode/选题报告及论文工作计划_初稿.docx
@@ -1336,7 +1336,7 @@
                 <w:rFonts w:ascii="SimHei" w:hAnsi="SimHei" w:eastAsia="SimHei"/>
                 <w:sz w:val="24"/>
               </w:rPr>
-              <w:t>现代生物制药、精细化工等生产过程普遍存在"全有或全无"式的随机良率现象：原材料或中间产品在完成质量检测前无法确知其是否合格，一旦检测不合格则整批报废，不存在部分合格的情形。与此同时，呼吸道感染、流感等疾病具有明显的季节性流行规律，导致相关药品的终端需求呈现均值与波动同步起伏的非平稳特征。为兼顾成本与供应可靠性，企业通常在价格较低、提前期较长但存在良率风险的常规采购渠道之外，配置一条价格较高但交付几乎即时、质量完全可靠的应急采购渠道，以应对流行季的突发性缺货风险。</w:t>
+              <w:t>现代生物制药、精细化工等生产过程普遍存在“全有或全无”式的随机良率现象：原材料或中间产品在完成质量检测前无法确知其是否合格，一旦检测不合格则整批报废，不存在部分合格的情形。与此同时，呼吸道感染、流感等疾病具有明显的季节性流行规律，导致相关药品的终端需求呈现均值与波动同步起伏的非平稳特征。为兼顾成本与供应可靠性，企业通常在价格较低、提前期较长但存在良率风险的常规采购渠道之外，配置一条价格较高但交付几乎即时、质量完全可靠的应急采购渠道，以应对流行季的突发性缺货风险。</w:t>
             </w:r>
           </w:p>
           <w:p>
@@ -1352,7 +1352,7 @@
                 <w:rFonts w:ascii="SimHei" w:hAnsi="SimHei" w:eastAsia="SimHei"/>
                 <w:sz w:val="24"/>
               </w:rPr>
-              <w:t>现有关于随机良率库存系统的研究（如线性膨胀规则、加权报童启发式等）以及近年来将深度强化学习引入库存管理的探索性工作，大多建立在单一供应源、需求平稳的简化假设之上，难以直接刻画上述"双源协同＋季节性适应"的联合决策问题；而现有关于双源采购与供应中断管理的研究，又普遍未考虑全有或全无良率这一特定供应风险形式下的提前期耦合效应。本课题正是针对这一尚未被充分覆盖的交叉领域而提出，具有明确的理论缺口与现实工程背景。</w:t>
+              <w:t>现有关于随机良率库存系统的研究（如线性膨胀规则、加权报童启发式等）以及近年来将深度强化学习引入库存管理的探索性工作，大多建立在单一供应源、需求平稳的简化假设之上，难以直接刻画上述“双源协同＋季节性适应”的联合决策问题；而现有关于双源采购与供应中断管理的研究，又普遍未考虑全有或全无良率这一特定供应风险形式下的提前期耦合效应。本课题正是针对这一尚未被充分覆盖的交叉领域而提出，具有明确的理论缺口与现实工程背景。</w:t>
             </w:r>
           </w:p>
           <w:p>
@@ -1451,7 +1451,7 @@
                 <w:rFonts w:ascii="SimHei" w:hAnsi="SimHei" w:eastAsia="SimHei"/>
                 <w:sz w:val="24"/>
               </w:rPr>
-              <w:t>理论意义方面，本课题将随机良率库存理论中的全有或全无模式、双源采购的供应风险缓释理论、以及非平稳马尔可夫决策过程中的状态扩充方法三条研究脉络相结合，拓展了全有或全无良率库存模型在双源与非平稳需求场景下的理论边界，并通过消融实验回答了"时间感知状态设计在何种求解架构下真正发挥作用"这一此前文献未充分讨论的问题。</w:t>
+              <w:t>理论意义方面，本课题将随机良率库存理论中的全有或全无模式、双源采购的供应风险缓释理论、以及非平稳马尔可夫决策过程中的状态扩充方法三条研究脉络相结合，拓展了全有或全无良率库存模型在双源与非平稳需求场景下的理论边界，并通过消融实验回答了“时间感知状态设计在何种求解架构下真正发挥作用”这一此前文献未充分讨论的问题。</w:t>
             </w:r>
           </w:p>
           <w:p>
@@ -1570,25 +1570,25 @@
                 <w:rFonts w:ascii="SimHei" w:hAnsi="SimHei" w:eastAsia="SimHei"/>
                 <w:sz w:val="24"/>
               </w:rPr>
-              <w:t>报童模型是刻画单周期随机需求下最优订货决策的经典工具，国内学者对其扩展形式有持续的积累：张菊亮、章祥荪、王耀球（2008）研究了一般需求函数下报童模型的定价与库存联合控制，杨建奎、周清、杨磊（2009）分析了报童模型中利润与亏损风险的平衡问题，孟志青、郑敏超（2020）进一步研究了零售价波动销售策略下的报童订货模型，李刚、马卫民、杨瑞臣（2017）则针对需求可延期满足的场景构建了扩展报童模型；这些工作共同构成了本课题应急渠道报童基线设计的方法论背景。随机良率库存问题的研究可按提前期是否为零划分为两支。在零提前期一支，Henig 与 Gerchak（1990）对随机比例良率模型给出了系统的结构性分析，证明最优补货策略由一个时变的临界目标库存水平刻画；Bollapragada 与 Morton（1999）、Li 等（2008）在此基础上提出了报童型与 NLH-2 近似启发式；Huh 与 Nagarajan（2010）进一步提出线性膨胀规则（LIR），以简单的线性形式刻画良率折扣，成为该领域的经典基准方法。在非零提前期一支，Inderfurth（2009）将参数确定方法推广至非零提前期场景；Inderfurth 与 Vogelgesang（2013）给出了安全库存的闭式近似公式；Inderfurth 与 Kiesmüller（2015）则聚焦于平稳线性膨胀策略类的理论性质。Chen 等（2018）针对全有或全无良率模式提出了加权报童启发式（WNH），通过枚举在途订单的全部良率实现路径并按概率加权，充分利用了该模式的组合结构；Yan 等（2026）在此基础上系统建立了有限期马尔可夫决策过程框架，提出梯度下降搜索启发式与定制深度强化学习算法，并指出该框架仍局限于单一供应源与需求平稳假设。国内学者对随机产出下的最优订货策略也有持续关注：张永、张卫国、徐维军（2015）在无统计信息假设下研究了多阶段报童决策；张桂清、徐寅峰（2010）基于概率预期为需求分布信息不完全的报童问题设计了最小风险策略；王海燕、隽志如与 Henry Xu（2018）研究了需求分布规律变化情况下的报童订货策略；祁玉青、徐清清（2025）则在需求数据删失的情形下构建了分布鲁棒报童定价与库存联合决策模型，赵梦蝶、王长军、周赛玉（2025）进一步在价格与需求数据同时稀缺的条件下提出了鲁棒 CVaR 报童模型。王海燕团队在需求不确定下的库存与采购决策方面有持续积累：隽志如、王海燕（2013）提出了基于需求分布突变检测的两阶段库存管理方法，吴军建、王海燕（2019）研究了供应商采取成本减少努力时的垂直需求信息共享问题，石雪飞、王海燕（2021）进一步研究了库存容量有限条件下的产品选择与联合采购决策。此外，曹裕、易超群、万光羽（2018）针对易逝品随机生产库存系统研究了动态定价、服务水平与生产控制的联合策略，赵川、揭海华、王珏、周永圣（2018）基于反馈控制理论研究了牛鞭效应自补偿机制对多级库存系统的影响，这两项工作虽不涉及良率风险，但为本课题中动态目标库存与安全水位公式的理论构造提供了方法论参照。</w:t>
-            </w:r>
-          </w:p>
-          <w:p>
-            <w:r>
-              <w:rPr>
-                <w:rFonts w:ascii="SimHei" w:hAnsi="SimHei" w:eastAsia="SimHei"/>
-                <w:sz w:val="24"/>
-              </w:rPr>
-              <w:t>双源采购是缓释供应风险的重要手段之一。供应中断可视为随机比例良率的特例，当中断表现为"全额到货或零到货"时，在数学上与全有或全无良率模式等价（Wang et al., 2010; Tang et al., 2014）。国外研究中，Federgruen 与 Yang（2011）将多供应商随机良率模型中的最优采购策略进行了系统刻画，Li（2017）、Bu 等（2020）、DeCroix（2013）、Kouvelis 等（2018）、Yuan 等（2021）分别从随机良率风险、装配系统、供应链金融等角度拓展了该方向。国内研究同样丰富：陈崇萍、陈志祥（2019）研究了供应商产出随机与供应中断同时存在时制造商的双源采购决策，建立了制造商与两个供应商之间的博弈模型；张斌、张欢、王夏阳（2021）考虑采购商投资下的双源采购与供应商定价决策，构建了 Stackelberg 与 Bertrand 博弈复合模型；钱佳、骆建文（2014）研究了主供应商产能随机时零售商对主、备供应商的最优订购策略；张文杰、骆建文（2013）比较了风险双源与混合双源两种应急采购策略在突发事件下的有效性；陈崇萍、卓晓坡、陈杰（2023）进一步在不同付款方式下研究了供应不确定企业的采购源与定价策略。面向供应中断与应急管理的研究同样活跃：李新军、王建军、达庆利（2016）分析了基于备份供应商的应急决策；董银红、郑琪、李龙（2021）建立了考虑供应风险的多源应急物资采购双层规划模型；孔繁辉、李健（2018）、王军进、许淞俊、刘家国（2024）、余乐安、王丹萍、曾能民（2024）分别从供应链弹性运作、信号博弈与供应链重构的角度研究了供应中断风险下的应对策略；刘晓、李海越、王成恩、储诚斌（2004）对供应商选择模型与方法作了系统综述。上述研究普遍以"两类静态可靠性参数的供应源"为前提比较渠道配置，较少涉及本课题中"常规渠道存在非零提前期且在途订单面临全有或全无风险、应急渠道按需求相位动态触发"这一耦合结构。此外，王军进、张白羽、刘家国（2024）研究了供应中断风险下具有质量差异的产品组合定价与采购策略，马潇宇、黄明珠、杨朦晰（2023）与袁业虎、吴端端（2025）分别基于组态视角与供应链溢出视角实证考察了供应链韧性的影响因素，陈金晓、陈剑（2022）则从宏观视角讨论了大变局下供应链的高质量发展路径，这些研究从风险缓释与韧性提升的角度进一步印证了双源配置对企业应对供应不确定性的现实价值，但同样未触及本课题所关注的全有或全无良率与双源渠道耦合问题。</w:t>
-            </w:r>
-          </w:p>
-          <w:p>
-            <w:r>
-              <w:rPr>
-                <w:rFonts w:ascii="SimHei" w:hAnsi="SimHei" w:eastAsia="SimHei"/>
-                <w:sz w:val="24"/>
-              </w:rPr>
-              <w:t>强化学习擅长求解序贯决策问题，深度神经网络能够有效缓解维数灾难，二者结合形成的深度强化学习近年来在库存管理领域获得了大量应用。Boute 等（2022）为该领域提供了系统的路线图式综述；Gijsbrechts 等（2022）验证了异步优势演员—评论家算法可有效求解丢失销售、双源采购与多级库存三类经典问题；Oroojlooyjadid 等（2022）提出塑形奖励深度 Q 网络求解啤酒博弈；De Moor 等（2022）在易腐品库存问题中利用启发式领域知识对奖励进行塑形；Kaynov 等（2024）、Wang 与 Minner（2024）分别将深度强化学习应用于多零售商库存管理与在线零售需求履约问题。这些工作共享一条方法论线索：把已有启发式的领域知识注入学习过程（作为初始解、奖励塑形项或结构先验）是提升样本效率与训练稳定性的关键，Yan 等（2026）将这一思想推进到策略结构层面，把启发式权重直接作为网络输出的可行域中心。国内方面，邵思淇、钟远光、陈植、李延希（2024）运用文献计量方法对数据驱动库存管理的研究现状进行了系统梳理，归纳了报童与动态库存两类场景下的主要数据驱动决策方法，但国内文献中专门针对深度强化学习与全有或全无良率、双源采购相结合的系统性研究尚不多见，体现出该交叉方向在国内研究中仍有较大拓展空间。在相邻的维修备件领域，王孟雅、陈震、潘尔顺（2022）将马尔可夫决策过程与深度强化学习相结合，研究了冷贮备串联系统的状态维修与备件库存联合优化问题，其"马尔可夫决策建模＋深度强化学习求解"的方法论路径与本课题高度一致，为本课题的求解框架设计提供了直接的方法借鉴。</w:t>
+              <w:t>报童模型是刻画单周期随机需求下最优订货决策的经典工具，国内学者对其扩展形式有持续的积累：张菊亮、章祥荪、王耀球（2008）研究了一般需求函数下报童模型的定价与库存联合控制，杨建奎、周清、杨磊（2009）分析了报童模型中利润与亏损风险的平衡问题，孟志青、郑敏超（2020）进一步研究了零售价波动销售策略下的报童订货模型，李刚、马卫民、杨瑞臣（2017）则针对需求可延期满足的场景构建了扩展报童模型；这些工作共同构成了本课题应急渠道报童基线设计的方法论背景。随机良率库存问题的研究可按提前期是否为零划分为两支。在零提前期一支，Henig 与 Gerchak（1990）对随机比例良率模型（即批次内各单位共享同一随机良率实现的“共同成因”型良率，区别于逐件独立成功/失败的二项型良率）给出了系统的结构性分析，证明最优补货策略由一个时变的临界目标库存水平刻画；Bollapragada 与 Morton（1999）在此基础上提出了报童型与 NLH-2 近似启发式，Li、Xu 与 Zheng（2008）则在更一般的随机良率与需求联合分布下给出了最优策略的界与近似启发式；Huh 与 Nagarajan（2010）进一步提出线性膨胀规则（LIR），以简单的线性形式刻画良率折扣，成为该领域的经典基准方法。在非零提前期一支，Inderfurth（2009）将参数确定方法推广至非零提前期场景；Inderfurth 与 Vogelgesang（2013）给出了安全库存的闭式近似公式；Inderfurth 与 Kiesmüller（2015）则聚焦于平稳线性膨胀策略类的理论性质。Chen 等（2018）针对全有或全无良率模式提出了加权报童启发式（WNH），通过枚举在途订单的全部良率实现路径并按概率加权，充分利用了该模式的组合结构；Yan 等（2026）在此基础上系统建立了有限期马尔可夫决策过程框架，提出梯度下降搜索启发式与定制深度强化学习算法，并指出该框架仍局限于单一供应源与需求平稳假设。国内学者对随机产出下的最优订货策略也有持续关注：张永、张卫国、徐维军（2015）在无统计信息假设下研究了多阶段报童决策；张桂清、徐寅峰（2010）基于概率预期为需求分布信息不完全的报童问题设计了最小风险策略；王海燕、隽志如与 Henry Xu（2018）研究了需求分布规律变化情况下的报童订货策略；祁玉青、徐清清（2025）则在需求数据删失的情形下构建了分布鲁棒报童定价与库存联合决策模型，赵梦蝶、王长军、周赛玉（2025）进一步在价格与需求数据同时稀缺的条件下提出了鲁棒 CVaR 报童模型。王海燕团队在需求不确定下的库存与采购决策方面有持续积累：隽志如、王海燕（2013）提出了基于需求分布突变检测的两阶段库存管理方法，吴军建、王海燕（2019）研究了供应商采取成本减少努力时的垂直需求信息共享问题，石雪飞、王海燕（2021）进一步研究了库存容量有限条件下的产品选择与联合采购决策。此外，曹裕、易超群、万光羽（2018）针对易逝品随机生产库存系统研究了动态定价、服务水平与生产控制的联合策略，赵川、揭海华、王珏、周永圣（2018）基于反馈控制理论研究了牛鞭效应自补偿机制对多级库存系统的影响，这两项工作虽不涉及良率风险，但为本课题中动态目标库存与安全水位公式的理论构造提供了方法论参照。</w:t>
+            </w:r>
+          </w:p>
+          <w:p>
+            <w:r>
+              <w:rPr>
+                <w:rFonts w:ascii="SimHei" w:hAnsi="SimHei" w:eastAsia="SimHei"/>
+                <w:sz w:val="24"/>
+              </w:rPr>
+              <w:t>双源采购是缓释供应风险的重要手段之一。供应中断可视为随机比例良率的特例，当中断表现为“全额到货或零到货”时，在数学上与全有或全无良率模式等价（Wang 等，2010；Tang 等，2014）。国外研究中，Federgruen 与 Yang（2011）将多供应商随机良率模型中的最优采购策略进行了系统刻画，Li（2017）、Bu 等（2020）、DeCroix（2013）、Kouvelis 等（2018）、Yuan 等（2021）分别从随机良率风险、装配系统、供应链金融等角度拓展了该方向。国内研究同样丰富：陈崇萍、陈志祥（2019）研究了供应商产出随机与供应中断同时存在时制造商的双源采购决策，建立了制造商与两个供应商之间的博弈模型；张斌、张欢、王夏阳（2021）考虑采购商投资下的双源采购与供应商定价决策，构建了 Stackelberg 与 Bertrand 博弈复合模型；钱佳、骆建文（2014）研究了主供应商产能随机时零售商对主、备供应商的最优订购策略；张文杰、骆建文（2013）比较了风险双源与混合双源两种应急采购策略在突发事件下的有效性；陈崇萍、卓晓坡、陈杰（2023）进一步在不同付款方式下研究了供应不确定企业的采购源与定价策略。面向供应中断与应急管理的研究同样活跃：李新军、王建军、达庆利（2016）分析了基于备份供应商的应急决策；董银红、郑琪、李龙（2021）建立了考虑供应风险的多源应急物资采购双层规划模型；孔繁辉、李健（2018）、王军进、许淞俊、刘家国（2024）、余乐安、王丹萍、曾能民（2024）分别从供应链弹性运作、信号博弈与供应链重构的角度研究了供应中断风险下的应对策略；刘晓、李海越、王成恩、储诚斌（2004）对供应商选择模型与方法作了系统综述。上述研究普遍以“两类静态可靠性参数的供应源”为前提比较渠道配置，较少涉及本课题中“常规渠道存在非零提前期且在途订单面临全有或全无风险、应急渠道按需求相位动态触发”这一耦合结构。此外，王军进、张白羽、刘家国（2024）研究了供应中断风险下具有质量差异的产品组合定价与采购策略，马潇宇、黄明珠、杨朦晰（2023）与袁业虎、吴端端（2025）分别基于组态视角与供应链溢出视角实证考察了供应链韧性的影响因素，陈金晓、陈剑（2022）则从宏观视角讨论了大变局下供应链的高质量发展路径，这些研究从风险缓释与韧性提升的角度进一步印证了双源配置对企业应对供应不确定性的现实价值，但同样未触及本课题所关注的全有或全无良率与双源渠道耦合问题。</w:t>
+            </w:r>
+          </w:p>
+          <w:p>
+            <w:r>
+              <w:rPr>
+                <w:rFonts w:ascii="SimHei" w:hAnsi="SimHei" w:eastAsia="SimHei"/>
+                <w:sz w:val="24"/>
+              </w:rPr>
+              <w:t>强化学习擅长求解序贯决策问题，深度神经网络能够有效缓解维数灾难，二者结合形成的深度强化学习近年来在库存管理领域获得了大量应用。Boute 等（2022）为该领域提供了系统的路线图式综述；Gijsbrechts 等（2022）验证了异步优势演员—评论家算法可有效求解丢失销售、双源采购与多级库存三类经典问题；Oroojlooyjadid 等（2022）提出塑形奖励深度 Q 网络求解啤酒博弈；De Moor 等（2022）在易腐品库存问题中利用启发式领域知识对奖励进行塑形；Kaynov 等（2024）、Wang 与 Minner（2024）分别将深度强化学习应用于多零售商库存管理与在线零售需求履约问题。这些工作共享一条方法论线索：把已有启发式的领域知识注入学习过程（作为初始解、奖励塑形项或结构先验）是提升样本效率与训练稳定性的关键，Yan 等（2026）将这一思想推进到策略结构层面，把启发式权重直接作为网络输出的可行域中心。国内方面，邵思淇、钟远光、陈植、李延希（2024）运用文献计量方法对数据驱动库存管理的研究现状进行了系统梳理，归纳了报童与动态库存两类场景下的主要数据驱动决策方法，但国内文献中专门针对深度强化学习与全有或全无良率、双源采购相结合的系统性研究尚不多见，体现出该交叉方向在国内研究中仍有较大拓展空间。在相邻的维修备件领域，王孟雅、陈震、潘尔顺（2022）将马尔可夫决策过程与深度强化学习相结合，研究了冷贮备串联系统的状态维修与备件库存联合优化问题，其“马尔可夫决策建模＋深度强化学习求解”的方法论路径与本课题高度一致，为本课题的求解框架设计提供了直接的方法借鉴。</w:t>
             </w:r>
           </w:p>
           <w:p>
@@ -3132,7 +3132,7 @@
                 <w:rFonts w:ascii="SimHei" w:hAnsi="SimHei" w:eastAsia="SimHei"/>
                 <w:sz w:val="22"/>
               </w:rPr>
-              <w:t>王孟雅, 陈震, 潘尔顺. 基于马尔科夫决策的冷贮备串联系统状态维修与备件联合优化[J]. 工业工程与管理, 2022, 27(6): 14-23.</w:t>
+              <w:t>王孟雅, 陈震, 潘尔顺. 基于马尔科夫决策的冷贮备串联系统状态维修与备件联合优化[J]. 工业工程与管理, 2022: 1-16.</w:t>
             </w:r>
           </w:p>
         </w:tc>
@@ -3192,7 +3192,7 @@
                 <w:rFonts w:ascii="SimHei" w:hAnsi="SimHei" w:eastAsia="SimHei"/>
                 <w:sz w:val="22"/>
               </w:rPr>
-              <w:t>Yan Y, Chen F(Youhua), Fu Z, Bi W. Heuristics and deep reinforcement learning for the inventory problem with an all-or-nothing yield pattern and non-zero leadtimes[J]. Computers &amp; Operations Research, 2026, 186: 107305.</w:t>
+              <w:t>Yan Y, Chen F Y, Fu Z, Bi W. Heuristics and deep reinforcement learning for the inventory problem with an all-or-nothing yield pattern and non-zero leadtimes[J]. Computers &amp; Operations Research, 2026, 186: 107305.</w:t>
             </w:r>
           </w:p>
         </w:tc>
@@ -3793,6 +3793,186 @@
                 <w:sz w:val="22"/>
               </w:rPr>
               <w:t>Dehaybe H, Catanzaro D, Chevalier P. Deep reinforcement learning for inventory optimization with non-stationary uncertain demand[J]. European Journal of Operational Research, 2023.</w:t>
+            </w:r>
+          </w:p>
+        </w:tc>
+      </w:tr>
+      <w:tr>
+        <w:tc>
+          <w:tcPr>
+            <w:tcW w:type="dxa" w:w="738"/>
+          </w:tcPr>
+          <w:p>
+            <w:r>
+              <w:rPr>
+                <w:rFonts w:ascii="SimHei" w:hAnsi="SimHei" w:eastAsia="SimHei"/>
+                <w:sz w:val="24"/>
+              </w:rPr>
+              <w:t>55</w:t>
+            </w:r>
+          </w:p>
+        </w:tc>
+        <w:tc>
+          <w:tcPr>
+            <w:tcW w:type="dxa" w:w="7665"/>
+          </w:tcPr>
+          <w:p>
+            <w:r>
+              <w:rPr>
+                <w:rFonts w:ascii="SimHei" w:hAnsi="SimHei" w:eastAsia="SimHei"/>
+                <w:sz w:val="22"/>
+              </w:rPr>
+              <w:t>DeCroix G A. Inventory management for an assembly system subject to supply disruptions[J]. Management Science, 2013, 59(9): 2079-2092.</w:t>
+            </w:r>
+          </w:p>
+        </w:tc>
+      </w:tr>
+      <w:tr>
+        <w:tc>
+          <w:tcPr>
+            <w:tcW w:type="dxa" w:w="738"/>
+          </w:tcPr>
+          <w:p>
+            <w:r>
+              <w:rPr>
+                <w:rFonts w:ascii="SimHei" w:hAnsi="SimHei" w:eastAsia="SimHei"/>
+                <w:sz w:val="24"/>
+              </w:rPr>
+              <w:t>56</w:t>
+            </w:r>
+          </w:p>
+        </w:tc>
+        <w:tc>
+          <w:tcPr>
+            <w:tcW w:type="dxa" w:w="7665"/>
+          </w:tcPr>
+          <w:p>
+            <w:r>
+              <w:rPr>
+                <w:rFonts w:ascii="SimHei" w:hAnsi="SimHei" w:eastAsia="SimHei"/>
+                <w:sz w:val="22"/>
+              </w:rPr>
+              <w:t>Kouvelis P, Xiao G, Yang N. On the properties of yield distributions in random yield problems: Conditions, class of distributions and relevant applications[J]. Production and Operations Management, 2018, 27(7): 1291-1302.</w:t>
+            </w:r>
+          </w:p>
+        </w:tc>
+      </w:tr>
+      <w:tr>
+        <w:tc>
+          <w:tcPr>
+            <w:tcW w:type="dxa" w:w="738"/>
+          </w:tcPr>
+          <w:p>
+            <w:r>
+              <w:rPr>
+                <w:rFonts w:ascii="SimHei" w:hAnsi="SimHei" w:eastAsia="SimHei"/>
+                <w:sz w:val="24"/>
+              </w:rPr>
+              <w:t>57</w:t>
+            </w:r>
+          </w:p>
+        </w:tc>
+        <w:tc>
+          <w:tcPr>
+            <w:tcW w:type="dxa" w:w="7665"/>
+          </w:tcPr>
+          <w:p>
+            <w:r>
+              <w:rPr>
+                <w:rFonts w:ascii="SimHei" w:hAnsi="SimHei" w:eastAsia="SimHei"/>
+                <w:sz w:val="22"/>
+              </w:rPr>
+              <w:t>Yuan X, Bi G, Fei Y, Liu L. Supply chain with random yield and financing[J]. Omega, 2021, 102: 102334.</w:t>
+            </w:r>
+          </w:p>
+        </w:tc>
+      </w:tr>
+      <w:tr>
+        <w:tc>
+          <w:tcPr>
+            <w:tcW w:type="dxa" w:w="738"/>
+          </w:tcPr>
+          <w:p>
+            <w:r>
+              <w:rPr>
+                <w:rFonts w:ascii="SimHei" w:hAnsi="SimHei" w:eastAsia="SimHei"/>
+                <w:sz w:val="24"/>
+              </w:rPr>
+              <w:t>58</w:t>
+            </w:r>
+          </w:p>
+        </w:tc>
+        <w:tc>
+          <w:tcPr>
+            <w:tcW w:type="dxa" w:w="7665"/>
+          </w:tcPr>
+          <w:p>
+            <w:r>
+              <w:rPr>
+                <w:rFonts w:ascii="SimHei" w:hAnsi="SimHei" w:eastAsia="SimHei"/>
+                <w:sz w:val="22"/>
+              </w:rPr>
+              <w:t>Bu J, Gong X, Yao D. Technical note: Constant-order policies for lost-sales inventory models with random supply functions: Asymptotics and heuristic[J]. Operations Research, 2020, 68(4): 1063-1073.</w:t>
+            </w:r>
+          </w:p>
+        </w:tc>
+      </w:tr>
+      <w:tr>
+        <w:tc>
+          <w:tcPr>
+            <w:tcW w:type="dxa" w:w="738"/>
+          </w:tcPr>
+          <w:p>
+            <w:r>
+              <w:rPr>
+                <w:rFonts w:ascii="SimHei" w:hAnsi="SimHei" w:eastAsia="SimHei"/>
+                <w:sz w:val="24"/>
+              </w:rPr>
+              <w:t>59</w:t>
+            </w:r>
+          </w:p>
+        </w:tc>
+        <w:tc>
+          <w:tcPr>
+            <w:tcW w:type="dxa" w:w="7665"/>
+          </w:tcPr>
+          <w:p>
+            <w:r>
+              <w:rPr>
+                <w:rFonts w:ascii="SimHei" w:hAnsi="SimHei" w:eastAsia="SimHei"/>
+                <w:sz w:val="22"/>
+              </w:rPr>
+              <w:t>Kaynov I, van Knippenberg M, Menkovski V, van Breemen A, van Jaarsveld W. Deep reinforcement learning for one-warehouse multi-retailer inventory management[J]. International Journal of Production Economics, 2024, 267: 109088.</w:t>
+            </w:r>
+          </w:p>
+        </w:tc>
+      </w:tr>
+      <w:tr>
+        <w:tc>
+          <w:tcPr>
+            <w:tcW w:type="dxa" w:w="738"/>
+          </w:tcPr>
+          <w:p>
+            <w:r>
+              <w:rPr>
+                <w:rFonts w:ascii="SimHei" w:hAnsi="SimHei" w:eastAsia="SimHei"/>
+                <w:sz w:val="24"/>
+              </w:rPr>
+              <w:t>60</w:t>
+            </w:r>
+          </w:p>
+        </w:tc>
+        <w:tc>
+          <w:tcPr>
+            <w:tcW w:type="dxa" w:w="7665"/>
+          </w:tcPr>
+          <w:p>
+            <w:r>
+              <w:rPr>
+                <w:rFonts w:ascii="SimHei" w:hAnsi="SimHei" w:eastAsia="SimHei"/>
+                <w:sz w:val="22"/>
+              </w:rPr>
+              <w:t>Wang Y, Minner S. Deep reinforcement learning for demand fulfillment in online retail[J]. International Journal of Production Economics, 2024, 269: 109133.</w:t>
             </w:r>
           </w:p>
         </w:tc>
@@ -3906,7 +4086,7 @@
                 <w:rFonts w:ascii="SimHei" w:hAnsi="SimHei" w:eastAsia="SimHei"/>
                 <w:sz w:val="24"/>
               </w:rPr>
-              <w:t>（2）启发式基准与深度强化学习求解架构设计。构建常规渠道的线性膨胀规则、加权报童启发式与应急渠道报童基线，并提出二者联合的双源启发式教师；在此基础上设计融合启发式先验的单智能体双输出网络架构——常规渠道输出锚定于加权报童启发式的路径权重邻域，应急渠道输出锚定于报童安全水位邻域，并给出相对指数损失训练算法与同种子蒙特卡洛评估协议。</w:t>
+              <w:t>（2）启发式基准与深度强化学习求解架构设计。构建常规渠道的线性膨胀规则（LIR）、加权报童启发式（WNH）与应急渠道报童基线（NV），并提出二者联合的双源启发式教师（HEUR）；在此基础上设计融合启发式先验的单智能体双输出网络架构——常规渠道输出锚定于加权报童启发式的路径权重邻域，应急渠道输出锚定于报童安全水位邻域，并给出相对指数损失训练算法与同种子蒙特卡洛评估协议。</w:t>
             </w:r>
           </w:p>
           <w:p>
@@ -4150,7 +4330,7 @@
                 <w:rFonts w:ascii="SimHei" w:hAnsi="SimHei" w:eastAsia="SimHei"/>
                 <w:sz w:val="24"/>
               </w:rPr>
-              <w:t>本课题的创新点在于：（1）首次将双源采购与季节性非平稳需求同时纳入全有或全无良率库存问题的统一建模框架，突破了现有文献单源、平稳需求的假设局限；（2）提出兼顾信息完备性与可学习性的时间感知状态设计，并给出其恢复马尔可夫性的理论论证；（3）提出融合双重启发式先验的单智能体双输出深度强化学习架构，将权重邻域约束形式化为能量归一化规则；（4）通过系统性消融实验揭示了"时间感知机制在何种求解架构下真正发挥作用"这一此前文献未充分回答的问题，深化了对非平稳库存强化学习方法作用机理的理解。</w:t>
+              <w:t>本课题的创新点在于：（1）首次将双源采购与季节性非平稳需求同时纳入全有或全无良率库存问题的统一建模框架，突破了现有文献单源、平稳需求的假设局限；（2）提出兼顾信息完备性与可学习性的时间感知状态设计，并给出其恢复马尔可夫性的理论论证；（3）提出融合双重启发式先验的单智能体双输出深度强化学习架构，将权重邻域约束形式化为能量归一化规则；（4）通过系统性消融实验揭示了“时间感知机制在何种求解架构下真正发挥作用”这一此前文献未充分回答的问题，深化了对非平稳库存强化学习方法作用机理的理解。</w:t>
             </w:r>
           </w:p>
         </w:tc>
@@ -4271,7 +4451,7 @@
                 <w:rFonts w:ascii="SimHei" w:hAnsi="SimHei" w:eastAsia="SimHei"/>
                 <w:sz w:val="24"/>
               </w:rPr>
-              <w:t>理论可行性方面，本课题建立在成熟的马尔可夫决策过程理论、随机库存理论与深度强化学习方法之上，所涉及的状态扩充、教师锚定、相对指数损失等技术手段均有可借鉴的文献基础，理论路径清晰可行。技术可行性方面，本课题所需的仿真环境、启发式基准与深度强化学习网络均可基于 Python 与 PyTorch 实现，相关开发与调试工作已在前期研究中初步完成（见"研究基础"）。数据可行性方面，本课题的数值实验基于仿真数据而非真实企业数据，可通过设定合理的需求、良率与成本参数自主生成，不存在数据获取障碍。时间可行性方面，本课题研究进度已按阶段合理分解（见"研究进度"），10 个月的研究周期能够覆盖建模、算法实现、实验验证与论文撰写各阶段的工作量。</w:t>
+              <w:t>理论可行性方面，本课题建立在成熟的马尔可夫决策过程理论、随机库存理论与深度强化学习方法之上，所涉及的状态扩充、教师锚定、相对指数损失等技术手段均有可借鉴的文献基础，理论路径清晰可行。技术可行性方面，本课题所需的仿真环境、启发式基准与深度强化学习网络均可基于 Python 与 PyTorch 实现，相关开发与调试工作已在前期研究中初步完成（见“研究基础”）。数据可行性方面，本课题的数值实验基于仿真数据而非真实企业数据，可通过设定合理的需求、良率与成本参数自主生成，不存在数据获取障碍。时间可行性方面，本课题研究进度已按阶段合理分解（见“研究进度”），10 个月的研究周期能够覆盖建模、算法实现、实验验证与论文撰写各阶段的工作量。</w:t>
             </w:r>
           </w:p>
           <w:p>
